--- a/report/report.docx
+++ b/report/report.docx
@@ -20,7 +20,7 @@
         <w:rPr>
           <w:sz w:val="18"/>
         </w:rPr>
-        <w:t>Model: PyPSA-Earth v0.10.0 with the study code in this repository. All result numbers come from results/summary.csv and results/avoided.csv; all inputs come from data/assumptions_register.xlsx.</w:t>
+        <w:t>Model: PyPSA-Earth v0.10.0 with the study code in this repository. All result numbers come from results/summary.csv, results/avoided.csv and results/validation.csv; all inputs come from data/assumptions_register.xlsx.</w:t>
       </w:r>
     </w:p>
     <w:p>
@@ -242,7 +242,7 @@
         <w:pStyle w:val="ListBullet"/>
       </w:pPr>
       <w:r>
-        <w:t>At the base gas price the least-cost system reaches 56% renewables, so the 35% target does not bind. It binds only when gas costs half as much.</w:t>
+        <w:t>At the base gas price the least-cost system reaches 56% renewables, so the 35% target does not bind. It binds only in G-lo-S0, G-lo-S1-15.</w:t>
       </w:r>
     </w:p>
     <w:p>
@@ -928,7 +928,7 @@
     <w:p/>
     <w:p>
       <w:r>
-        <w:t>Shiftable load is modelled as a free, lossless store at each node that starts and ends every day half full. Load can be brought forward or postponed, but every MWh moved must come back within 3 hours, and only one direction is allowed in each hour.</w:t>
+        <w:t>Shiftable load is modelled as a free, lossless store at each node that starts and ends every day half full. Load can be brought forward or postponed, but every MWh moved must come back within 3 hours, and the load moved up plus the load moved down in one hour cannot exceed the shift limit.</w:t>
       </w:r>
     </w:p>
     <w:p>
@@ -3520,7 +3520,7 @@
         <w:pStyle w:val="ListBullet"/>
       </w:pPr>
       <w:r>
-        <w:t>One weather year (2013) at 1-hour steps. A 3-hour test run built 2.7% more solar and 3.9% more wind.</w:t>
+        <w:t>One weather year (2013) at 1-hour steps. A 3-hour test run built 2.7% more solar and 3.9% more wind (resolution benchmark in docs/phase2-base-network.md).</w:t>
       </w:r>
     </w:p>
     <w:p>

--- a/report/report.docx
+++ b/report/report.docx
@@ -3520,7 +3520,7 @@
         <w:pStyle w:val="ListBullet"/>
       </w:pPr>
       <w:r>
-        <w:t>One weather year (2013) at 1-hour steps. A 3-hour test run built 2.7% more solar and 3.9% more wind (resolution benchmark in docs/phase2-base-network.md).</w:t>
+        <w:t>One weather year (2013) at 1-hour steps. A 3-hour test run built 2.7% more solar and 3.9% more wind (resolution benchmark in docs/project-history/phase2-base-network.md).</w:t>
       </w:r>
     </w:p>
     <w:p>
@@ -7076,6 +7076,796 @@
                 <w:sz w:val="18"/>
               </w:rPr>
               <w:t>JICA / TEPSCO / KPMG, Data Collection Survey on Power Sector in Tunisia, Final Report (Mar 2022), p.5-33</w:t>
+            </w:r>
+          </w:p>
+        </w:tc>
+      </w:tr>
+      <w:tr>
+        <w:tc>
+          <w:tcPr>
+            <w:tcW w:type="dxa" w:w="2381"/>
+          </w:tcPr>
+          <w:p>
+            <w:r>
+              <w:rPr>
+                <w:sz w:val="18"/>
+              </w:rPr>
+              <w:t>gas_supply_domestic_2024_ktep</w:t>
+            </w:r>
+          </w:p>
+        </w:tc>
+        <w:tc>
+          <w:tcPr>
+            <w:tcW w:type="dxa" w:w="1020"/>
+          </w:tcPr>
+          <w:p>
+            <w:pPr>
+              <w:jc w:val="right"/>
+            </w:pPr>
+            <w:r>
+              <w:rPr>
+                <w:sz w:val="18"/>
+              </w:rPr>
+              <w:t>1,212</w:t>
+            </w:r>
+          </w:p>
+        </w:tc>
+        <w:tc>
+          <w:tcPr>
+            <w:tcW w:type="dxa" w:w="1134"/>
+          </w:tcPr>
+          <w:p>
+            <w:pPr>
+              <w:jc w:val="right"/>
+            </w:pPr>
+            <w:r>
+              <w:rPr>
+                <w:sz w:val="18"/>
+              </w:rPr>
+              <w:t>ktep (net CV)</w:t>
+            </w:r>
+          </w:p>
+        </w:tc>
+        <w:tc>
+          <w:tcPr>
+            <w:tcW w:type="dxa" w:w="1020"/>
+          </w:tcPr>
+          <w:p>
+            <w:pPr>
+              <w:jc w:val="right"/>
+            </w:pPr>
+            <w:r>
+              <w:rPr>
+                <w:sz w:val="18"/>
+              </w:rPr>
+              <w:t>sourced</w:t>
+            </w:r>
+          </w:p>
+        </w:tc>
+        <w:tc>
+          <w:tcPr>
+            <w:tcW w:type="dxa" w:w="3742"/>
+          </w:tcPr>
+          <w:p>
+            <w:pPr>
+              <w:jc w:val="right"/>
+            </w:pPr>
+            <w:r>
+              <w:rPr>
+                <w:sz w:val="18"/>
+              </w:rPr>
+              <w:t>ONEM / Ministry of Industry, Mines and Energy, Memento du secteur de l'énergie, Chiffres de 2024 (Aug 2025), table 'Gaz naturel' (approvisionnement, ktep-pci)</w:t>
+            </w:r>
+          </w:p>
+        </w:tc>
+      </w:tr>
+      <w:tr>
+        <w:tc>
+          <w:tcPr>
+            <w:tcW w:type="dxa" w:w="2381"/>
+          </w:tcPr>
+          <w:p>
+            <w:r>
+              <w:rPr>
+                <w:sz w:val="18"/>
+              </w:rPr>
+              <w:t>gas_supply_royalty_2024_ktep</w:t>
+            </w:r>
+          </w:p>
+        </w:tc>
+        <w:tc>
+          <w:tcPr>
+            <w:tcW w:type="dxa" w:w="1020"/>
+          </w:tcPr>
+          <w:p>
+            <w:pPr>
+              <w:jc w:val="right"/>
+            </w:pPr>
+            <w:r>
+              <w:rPr>
+                <w:sz w:val="18"/>
+              </w:rPr>
+              <w:t>909</w:t>
+            </w:r>
+          </w:p>
+        </w:tc>
+        <w:tc>
+          <w:tcPr>
+            <w:tcW w:type="dxa" w:w="1134"/>
+          </w:tcPr>
+          <w:p>
+            <w:pPr>
+              <w:jc w:val="right"/>
+            </w:pPr>
+            <w:r>
+              <w:rPr>
+                <w:sz w:val="18"/>
+              </w:rPr>
+              <w:t>ktep (net CV)</w:t>
+            </w:r>
+          </w:p>
+        </w:tc>
+        <w:tc>
+          <w:tcPr>
+            <w:tcW w:type="dxa" w:w="1020"/>
+          </w:tcPr>
+          <w:p>
+            <w:pPr>
+              <w:jc w:val="right"/>
+            </w:pPr>
+            <w:r>
+              <w:rPr>
+                <w:sz w:val="18"/>
+              </w:rPr>
+              <w:t>sourced</w:t>
+            </w:r>
+          </w:p>
+        </w:tc>
+        <w:tc>
+          <w:tcPr>
+            <w:tcW w:type="dxa" w:w="3742"/>
+          </w:tcPr>
+          <w:p>
+            <w:pPr>
+              <w:jc w:val="right"/>
+            </w:pPr>
+            <w:r>
+              <w:rPr>
+                <w:sz w:val="18"/>
+              </w:rPr>
+              <w:t>ONEM / Ministry of Industry, Mines and Energy, Memento du secteur de l'énergie, Chiffres de 2024 (Aug 2025), table 'Gaz naturel' (approvisionnement, ktep-pci)</w:t>
+            </w:r>
+          </w:p>
+        </w:tc>
+      </w:tr>
+      <w:tr>
+        <w:tc>
+          <w:tcPr>
+            <w:tcW w:type="dxa" w:w="2381"/>
+          </w:tcPr>
+          <w:p>
+            <w:r>
+              <w:rPr>
+                <w:sz w:val="18"/>
+              </w:rPr>
+              <w:t>gas_supply_purchases_2024_ktep</w:t>
+            </w:r>
+          </w:p>
+        </w:tc>
+        <w:tc>
+          <w:tcPr>
+            <w:tcW w:type="dxa" w:w="1020"/>
+          </w:tcPr>
+          <w:p>
+            <w:pPr>
+              <w:jc w:val="right"/>
+            </w:pPr>
+            <w:r>
+              <w:rPr>
+                <w:sz w:val="18"/>
+              </w:rPr>
+              <w:t>2,290</w:t>
+            </w:r>
+          </w:p>
+        </w:tc>
+        <w:tc>
+          <w:tcPr>
+            <w:tcW w:type="dxa" w:w="1134"/>
+          </w:tcPr>
+          <w:p>
+            <w:pPr>
+              <w:jc w:val="right"/>
+            </w:pPr>
+            <w:r>
+              <w:rPr>
+                <w:sz w:val="18"/>
+              </w:rPr>
+              <w:t>ktep (net CV)</w:t>
+            </w:r>
+          </w:p>
+        </w:tc>
+        <w:tc>
+          <w:tcPr>
+            <w:tcW w:type="dxa" w:w="1020"/>
+          </w:tcPr>
+          <w:p>
+            <w:pPr>
+              <w:jc w:val="right"/>
+            </w:pPr>
+            <w:r>
+              <w:rPr>
+                <w:sz w:val="18"/>
+              </w:rPr>
+              <w:t>sourced</w:t>
+            </w:r>
+          </w:p>
+        </w:tc>
+        <w:tc>
+          <w:tcPr>
+            <w:tcW w:type="dxa" w:w="3742"/>
+          </w:tcPr>
+          <w:p>
+            <w:pPr>
+              <w:jc w:val="right"/>
+            </w:pPr>
+            <w:r>
+              <w:rPr>
+                <w:sz w:val="18"/>
+              </w:rPr>
+              <w:t>ONEM / Ministry of Industry, Mines and Energy, Memento du secteur de l'énergie, Chiffres de 2024 (Aug 2025), table 'Gaz naturel' (approvisionnement, ktep-pci)</w:t>
+            </w:r>
+          </w:p>
+        </w:tc>
+      </w:tr>
+      <w:tr>
+        <w:tc>
+          <w:tcPr>
+            <w:tcW w:type="dxa" w:w="2381"/>
+          </w:tcPr>
+          <w:p>
+            <w:r>
+              <w:rPr>
+                <w:sz w:val="18"/>
+              </w:rPr>
+              <w:t>energy_independence_2024</w:t>
+            </w:r>
+          </w:p>
+        </w:tc>
+        <w:tc>
+          <w:tcPr>
+            <w:tcW w:type="dxa" w:w="1020"/>
+          </w:tcPr>
+          <w:p>
+            <w:pPr>
+              <w:jc w:val="right"/>
+            </w:pPr>
+            <w:r>
+              <w:rPr>
+                <w:sz w:val="18"/>
+              </w:rPr>
+              <w:t>0.41</w:t>
+            </w:r>
+          </w:p>
+        </w:tc>
+        <w:tc>
+          <w:tcPr>
+            <w:tcW w:type="dxa" w:w="1134"/>
+          </w:tcPr>
+          <w:p>
+            <w:pPr>
+              <w:jc w:val="right"/>
+            </w:pPr>
+            <w:r>
+              <w:rPr>
+                <w:sz w:val="18"/>
+              </w:rPr>
+              <w:t>share</w:t>
+            </w:r>
+          </w:p>
+        </w:tc>
+        <w:tc>
+          <w:tcPr>
+            <w:tcW w:type="dxa" w:w="1020"/>
+          </w:tcPr>
+          <w:p>
+            <w:pPr>
+              <w:jc w:val="right"/>
+            </w:pPr>
+            <w:r>
+              <w:rPr>
+                <w:sz w:val="18"/>
+              </w:rPr>
+              <w:t>sourced</w:t>
+            </w:r>
+          </w:p>
+        </w:tc>
+        <w:tc>
+          <w:tcPr>
+            <w:tcW w:type="dxa" w:w="3742"/>
+          </w:tcPr>
+          <w:p>
+            <w:pPr>
+              <w:jc w:val="right"/>
+            </w:pPr>
+            <w:r>
+              <w:rPr>
+                <w:sz w:val="18"/>
+              </w:rPr>
+              <w:t>ONEM / Ministry of Industry, Mines and Energy, Memento du secteur de l'énergie, Chiffres de 2024 (Aug 2025), 'Bilan d'énergie primaire'</w:t>
+            </w:r>
+          </w:p>
+        </w:tc>
+      </w:tr>
+      <w:tr>
+        <w:tc>
+          <w:tcPr>
+            <w:tcW w:type="dxa" w:w="2381"/>
+          </w:tcPr>
+          <w:p>
+            <w:r>
+              <w:rPr>
+                <w:sz w:val="18"/>
+              </w:rPr>
+              <w:t>steg_established_year</w:t>
+            </w:r>
+          </w:p>
+        </w:tc>
+        <w:tc>
+          <w:tcPr>
+            <w:tcW w:type="dxa" w:w="1020"/>
+          </w:tcPr>
+          <w:p>
+            <w:pPr>
+              <w:jc w:val="right"/>
+            </w:pPr>
+            <w:r>
+              <w:rPr>
+                <w:sz w:val="18"/>
+              </w:rPr>
+              <w:t>1,962</w:t>
+            </w:r>
+          </w:p>
+        </w:tc>
+        <w:tc>
+          <w:tcPr>
+            <w:tcW w:type="dxa" w:w="1134"/>
+          </w:tcPr>
+          <w:p>
+            <w:pPr>
+              <w:jc w:val="right"/>
+            </w:pPr>
+            <w:r>
+              <w:rPr>
+                <w:sz w:val="18"/>
+              </w:rPr>
+              <w:t>year</w:t>
+            </w:r>
+          </w:p>
+        </w:tc>
+        <w:tc>
+          <w:tcPr>
+            <w:tcW w:type="dxa" w:w="1020"/>
+          </w:tcPr>
+          <w:p>
+            <w:pPr>
+              <w:jc w:val="right"/>
+            </w:pPr>
+            <w:r>
+              <w:rPr>
+                <w:sz w:val="18"/>
+              </w:rPr>
+              <w:t>sourced</w:t>
+            </w:r>
+          </w:p>
+        </w:tc>
+        <w:tc>
+          <w:tcPr>
+            <w:tcW w:type="dxa" w:w="3742"/>
+          </w:tcPr>
+          <w:p>
+            <w:pPr>
+              <w:jc w:val="right"/>
+            </w:pPr>
+            <w:r>
+              <w:rPr>
+                <w:sz w:val="18"/>
+              </w:rPr>
+              <w:t>JICA / TEPSCO / KPMG, Data Collection Survey on Power Sector in Tunisia, Final Report (Mar 2022), p.2-1</w:t>
+            </w:r>
+          </w:p>
+        </w:tc>
+      </w:tr>
+      <w:tr>
+        <w:tc>
+          <w:tcPr>
+            <w:tcW w:type="dxa" w:w="2381"/>
+          </w:tcPr>
+          <w:p>
+            <w:r>
+              <w:rPr>
+                <w:sz w:val="18"/>
+              </w:rPr>
+              <w:t>steg_generation_share</w:t>
+            </w:r>
+          </w:p>
+        </w:tc>
+        <w:tc>
+          <w:tcPr>
+            <w:tcW w:type="dxa" w:w="1020"/>
+          </w:tcPr>
+          <w:p>
+            <w:pPr>
+              <w:jc w:val="right"/>
+            </w:pPr>
+            <w:r>
+              <w:rPr>
+                <w:sz w:val="18"/>
+              </w:rPr>
+              <w:t>0.86</w:t>
+            </w:r>
+          </w:p>
+        </w:tc>
+        <w:tc>
+          <w:tcPr>
+            <w:tcW w:type="dxa" w:w="1134"/>
+          </w:tcPr>
+          <w:p>
+            <w:pPr>
+              <w:jc w:val="right"/>
+            </w:pPr>
+            <w:r>
+              <w:rPr>
+                <w:sz w:val="18"/>
+              </w:rPr>
+              <w:t>share</w:t>
+            </w:r>
+          </w:p>
+        </w:tc>
+        <w:tc>
+          <w:tcPr>
+            <w:tcW w:type="dxa" w:w="1020"/>
+          </w:tcPr>
+          <w:p>
+            <w:pPr>
+              <w:jc w:val="right"/>
+            </w:pPr>
+            <w:r>
+              <w:rPr>
+                <w:sz w:val="18"/>
+              </w:rPr>
+              <w:t>sourced</w:t>
+            </w:r>
+          </w:p>
+        </w:tc>
+        <w:tc>
+          <w:tcPr>
+            <w:tcW w:type="dxa" w:w="3742"/>
+          </w:tcPr>
+          <w:p>
+            <w:pPr>
+              <w:jc w:val="right"/>
+            </w:pPr>
+            <w:r>
+              <w:rPr>
+                <w:sz w:val="18"/>
+              </w:rPr>
+              <w:t>JICA / TEPSCO / KPMG, Data Collection Survey on Power Sector in Tunisia, Final Report (Mar 2022), p.2-1</w:t>
+            </w:r>
+          </w:p>
+        </w:tc>
+      </w:tr>
+      <w:tr>
+        <w:tc>
+          <w:tcPr>
+            <w:tcW w:type="dxa" w:w="2381"/>
+          </w:tcPr>
+          <w:p>
+            <w:r>
+              <w:rPr>
+                <w:sz w:val="18"/>
+              </w:rPr>
+              <w:t>anme_established_year</w:t>
+            </w:r>
+          </w:p>
+        </w:tc>
+        <w:tc>
+          <w:tcPr>
+            <w:tcW w:type="dxa" w:w="1020"/>
+          </w:tcPr>
+          <w:p>
+            <w:pPr>
+              <w:jc w:val="right"/>
+            </w:pPr>
+            <w:r>
+              <w:rPr>
+                <w:sz w:val="18"/>
+              </w:rPr>
+              <w:t>1,985</w:t>
+            </w:r>
+          </w:p>
+        </w:tc>
+        <w:tc>
+          <w:tcPr>
+            <w:tcW w:type="dxa" w:w="1134"/>
+          </w:tcPr>
+          <w:p>
+            <w:pPr>
+              <w:jc w:val="right"/>
+            </w:pPr>
+            <w:r>
+              <w:rPr>
+                <w:sz w:val="18"/>
+              </w:rPr>
+              <w:t>year</w:t>
+            </w:r>
+          </w:p>
+        </w:tc>
+        <w:tc>
+          <w:tcPr>
+            <w:tcW w:type="dxa" w:w="1020"/>
+          </w:tcPr>
+          <w:p>
+            <w:pPr>
+              <w:jc w:val="right"/>
+            </w:pPr>
+            <w:r>
+              <w:rPr>
+                <w:sz w:val="18"/>
+              </w:rPr>
+              <w:t>sourced</w:t>
+            </w:r>
+          </w:p>
+        </w:tc>
+        <w:tc>
+          <w:tcPr>
+            <w:tcW w:type="dxa" w:w="3742"/>
+          </w:tcPr>
+          <w:p>
+            <w:pPr>
+              <w:jc w:val="right"/>
+            </w:pPr>
+            <w:r>
+              <w:rPr>
+                <w:sz w:val="18"/>
+              </w:rPr>
+              <w:t>JICA / TEPSCO / KPMG, Data Collection Survey on Power Sector in Tunisia, Final Report (Mar 2022), p.2-1</w:t>
+            </w:r>
+          </w:p>
+        </w:tc>
+      </w:tr>
+      <w:tr>
+        <w:tc>
+          <w:tcPr>
+            <w:tcW w:type="dxa" w:w="2381"/>
+          </w:tcPr>
+          <w:p>
+            <w:r>
+              <w:rPr>
+                <w:sz w:val="18"/>
+              </w:rPr>
+              <w:t>tsp_re_target_2030</w:t>
+            </w:r>
+          </w:p>
+        </w:tc>
+        <w:tc>
+          <w:tcPr>
+            <w:tcW w:type="dxa" w:w="1020"/>
+          </w:tcPr>
+          <w:p>
+            <w:pPr>
+              <w:jc w:val="right"/>
+            </w:pPr>
+            <w:r>
+              <w:rPr>
+                <w:sz w:val="18"/>
+              </w:rPr>
+              <w:t>0.3</w:t>
+            </w:r>
+          </w:p>
+        </w:tc>
+        <w:tc>
+          <w:tcPr>
+            <w:tcW w:type="dxa" w:w="1134"/>
+          </w:tcPr>
+          <w:p>
+            <w:pPr>
+              <w:jc w:val="right"/>
+            </w:pPr>
+            <w:r>
+              <w:rPr>
+                <w:sz w:val="18"/>
+              </w:rPr>
+              <w:t>share</w:t>
+            </w:r>
+          </w:p>
+        </w:tc>
+        <w:tc>
+          <w:tcPr>
+            <w:tcW w:type="dxa" w:w="1020"/>
+          </w:tcPr>
+          <w:p>
+            <w:pPr>
+              <w:jc w:val="right"/>
+            </w:pPr>
+            <w:r>
+              <w:rPr>
+                <w:sz w:val="18"/>
+              </w:rPr>
+              <w:t>sourced</w:t>
+            </w:r>
+          </w:p>
+        </w:tc>
+        <w:tc>
+          <w:tcPr>
+            <w:tcW w:type="dxa" w:w="3742"/>
+          </w:tcPr>
+          <w:p>
+            <w:pPr>
+              <w:jc w:val="right"/>
+            </w:pPr>
+            <w:r>
+              <w:rPr>
+                <w:sz w:val="18"/>
+              </w:rPr>
+              <w:t>JICA / TEPSCO / KPMG, Data Collection Survey on Power Sector in Tunisia, Final Report (Mar 2022), p.2-2</w:t>
+            </w:r>
+          </w:p>
+        </w:tc>
+      </w:tr>
+      <w:tr>
+        <w:tc>
+          <w:tcPr>
+            <w:tcW w:type="dxa" w:w="2381"/>
+          </w:tcPr>
+          <w:p>
+            <w:r>
+              <w:rPr>
+                <w:sz w:val="18"/>
+              </w:rPr>
+              <w:t>indc_co2_intensity_cut_2030</w:t>
+            </w:r>
+          </w:p>
+        </w:tc>
+        <w:tc>
+          <w:tcPr>
+            <w:tcW w:type="dxa" w:w="1020"/>
+          </w:tcPr>
+          <w:p>
+            <w:pPr>
+              <w:jc w:val="right"/>
+            </w:pPr>
+            <w:r>
+              <w:rPr>
+                <w:sz w:val="18"/>
+              </w:rPr>
+              <w:t>0.41</w:t>
+            </w:r>
+          </w:p>
+        </w:tc>
+        <w:tc>
+          <w:tcPr>
+            <w:tcW w:type="dxa" w:w="1134"/>
+          </w:tcPr>
+          <w:p>
+            <w:pPr>
+              <w:jc w:val="right"/>
+            </w:pPr>
+            <w:r>
+              <w:rPr>
+                <w:sz w:val="18"/>
+              </w:rPr>
+              <w:t>share</w:t>
+            </w:r>
+          </w:p>
+        </w:tc>
+        <w:tc>
+          <w:tcPr>
+            <w:tcW w:type="dxa" w:w="1020"/>
+          </w:tcPr>
+          <w:p>
+            <w:pPr>
+              <w:jc w:val="right"/>
+            </w:pPr>
+            <w:r>
+              <w:rPr>
+                <w:sz w:val="18"/>
+              </w:rPr>
+              <w:t>sourced</w:t>
+            </w:r>
+          </w:p>
+        </w:tc>
+        <w:tc>
+          <w:tcPr>
+            <w:tcW w:type="dxa" w:w="3742"/>
+          </w:tcPr>
+          <w:p>
+            <w:pPr>
+              <w:jc w:val="right"/>
+            </w:pPr>
+            <w:r>
+              <w:rPr>
+                <w:sz w:val="18"/>
+              </w:rPr>
+              <w:t>JICA / TEPSCO / KPMG, Data Collection Survey on Power Sector in Tunisia, Final Report (Mar 2022), p.2-2</w:t>
+            </w:r>
+          </w:p>
+        </w:tc>
+      </w:tr>
+      <w:tr>
+        <w:tc>
+          <w:tcPr>
+            <w:tcW w:type="dxa" w:w="2381"/>
+          </w:tcPr>
+          <w:p>
+            <w:r>
+              <w:rPr>
+                <w:sz w:val="18"/>
+              </w:rPr>
+              <w:t>gas_supply_domestic_2023_ktep</w:t>
+            </w:r>
+          </w:p>
+        </w:tc>
+        <w:tc>
+          <w:tcPr>
+            <w:tcW w:type="dxa" w:w="1020"/>
+          </w:tcPr>
+          <w:p>
+            <w:pPr>
+              <w:jc w:val="right"/>
+            </w:pPr>
+            <w:r>
+              <w:rPr>
+                <w:sz w:val="18"/>
+              </w:rPr>
+              <w:t>1,607</w:t>
+            </w:r>
+          </w:p>
+        </w:tc>
+        <w:tc>
+          <w:tcPr>
+            <w:tcW w:type="dxa" w:w="1134"/>
+          </w:tcPr>
+          <w:p>
+            <w:pPr>
+              <w:jc w:val="right"/>
+            </w:pPr>
+            <w:r>
+              <w:rPr>
+                <w:sz w:val="18"/>
+              </w:rPr>
+              <w:t>ktep (net CV)</w:t>
+            </w:r>
+          </w:p>
+        </w:tc>
+        <w:tc>
+          <w:tcPr>
+            <w:tcW w:type="dxa" w:w="1020"/>
+          </w:tcPr>
+          <w:p>
+            <w:pPr>
+              <w:jc w:val="right"/>
+            </w:pPr>
+            <w:r>
+              <w:rPr>
+                <w:sz w:val="18"/>
+              </w:rPr>
+              <w:t>sourced</w:t>
+            </w:r>
+          </w:p>
+        </w:tc>
+        <w:tc>
+          <w:tcPr>
+            <w:tcW w:type="dxa" w:w="3742"/>
+          </w:tcPr>
+          <w:p>
+            <w:pPr>
+              <w:jc w:val="right"/>
+            </w:pPr>
+            <w:r>
+              <w:rPr>
+                <w:sz w:val="18"/>
+              </w:rPr>
+              <w:t>ONEM / Ministry of Industry, Mines and Energy, Memento du secteur de l'énergie, Chiffres de 2024 (Aug 2025), table 'Gaz naturel' (approvisionnement, ktep-pci)</w:t>
             </w:r>
           </w:p>
         </w:tc>

--- a/report/report.docx
+++ b/report/report.docx
@@ -20,7 +20,7 @@
         <w:rPr>
           <w:sz w:val="18"/>
         </w:rPr>
-        <w:t>Model: PyPSA-Earth v0.10.0 with the study code in this repository. All result numbers come from results/summary.csv, results/avoided.csv and results/validation.csv; all inputs come from data/assumptions_register.xlsx.</w:t>
+        <w:t>Model: PyPSA-Earth v0.10.0 with the study code in this repository. All result numbers come from results/summary.csv, results/avoided.csv, results/pathway_*.csv and results/validation.csv; all inputs come from data/assumptions_register.xlsx.</w:t>
       </w:r>
     </w:p>
     <w:p>
@@ -243,6 +243,14 @@
       </w:pPr>
       <w:r>
         <w:t>At the base gas price the least-cost system reaches 56% renewables, so the 35% target does not bind. It binds only in G-lo-S0, G-lo-S1-15.</w:t>
+      </w:r>
+    </w:p>
+    <w:p>
+      <w:pPr>
+        <w:pStyle w:val="ListBullet"/>
+      </w:pPr>
+      <w:r>
+        <w:t>Built year by year at Tunisia's demonstrated pace (2027-2030 pathway), renewables reach only 22% in 2030 (27% with the 15% saving), and each MWh saved avoids 0.39 t of CO2 and 70 EUR.</w:t>
       </w:r>
     </w:p>
     <w:p>
@@ -1397,7 +1405,7 @@
               <w:rPr>
                 <w:sz w:val="18"/>
               </w:rPr>
-              <w:t>3,929</w:t>
+              <w:t>3,797</w:t>
             </w:r>
           </w:p>
         </w:tc>
@@ -1413,7 +1421,7 @@
               <w:rPr>
                 <w:sz w:val="18"/>
               </w:rPr>
-              <w:t>3,237</w:t>
+              <w:t>3,105</w:t>
             </w:r>
           </w:p>
         </w:tc>
@@ -1429,7 +1437,7 @@
               <w:rPr>
                 <w:sz w:val="18"/>
               </w:rPr>
-              <w:t>2,928</w:t>
+              <w:t>2,796</w:t>
             </w:r>
           </w:p>
         </w:tc>
@@ -1445,7 +1453,7 @@
               <w:rPr>
                 <w:sz w:val="18"/>
               </w:rPr>
-              <w:t>2,606</w:t>
+              <w:t>2,474</w:t>
             </w:r>
           </w:p>
         </w:tc>
@@ -1461,7 +1469,7 @@
               <w:rPr>
                 <w:sz w:val="18"/>
               </w:rPr>
-              <w:t>2,802</w:t>
+              <w:t>2,670</w:t>
             </w:r>
           </w:p>
         </w:tc>
@@ -1477,7 +1485,7 @@
               <w:rPr>
                 <w:sz w:val="18"/>
               </w:rPr>
-              <w:t>3,453</w:t>
+              <w:t>3,321</w:t>
             </w:r>
           </w:p>
         </w:tc>
@@ -1493,7 +1501,7 @@
               <w:rPr>
                 <w:sz w:val="18"/>
               </w:rPr>
-              <w:t>3,948</w:t>
+              <w:t>3,816</w:t>
             </w:r>
           </w:p>
         </w:tc>
@@ -3493,6 +3501,614 @@
     </w:p>
     <w:p>
       <w:pPr>
+        <w:pStyle w:val="Heading2"/>
+      </w:pPr>
+      <w:r>
+        <w:t>3.4 The 2027-2030 pathway</w:t>
+      </w:r>
+    </w:p>
+    <w:p>
+      <w:r>
+        <w:t>The runs above solve 2030 in one step and may build any amount. The pathway instead solves 2025 and 2026 once (base case), then each scenario for 2027, 2028, 2029 and 2030 in turn. Each year keeps what was built before, committed projects switch on in their expected year, and new building is capped at Tunisia's demonstrated pace: 268 MW of solar a year beyond the committed projects, no new wind before 2029 and then 75 MW a year, and batteries only from 2029 (at most 150 MW / 540 MWh). Savings and shifting reach their full size in 2030, a quarter at a time from 2027. The 35% target is measured, not enforced.</w:t>
+      </w:r>
+    </w:p>
+    <w:tbl>
+      <w:tblPr>
+        <w:tblStyle w:val="TableGrid"/>
+        <w:tblW w:type="auto" w:w="0"/>
+        <w:jc w:val="center"/>
+        <w:tblLook w:firstColumn="1" w:firstRow="1" w:lastColumn="0" w:lastRow="0" w:noHBand="0" w:noVBand="1" w:val="04A0"/>
+      </w:tblPr>
+      <w:tblGrid>
+        <w:gridCol w:w="2436"/>
+        <w:gridCol w:w="2436"/>
+        <w:gridCol w:w="2436"/>
+        <w:gridCol w:w="2436"/>
+      </w:tblGrid>
+      <w:tr>
+        <w:tc>
+          <w:tcPr>
+            <w:tcW w:type="dxa" w:w="3402"/>
+          </w:tcPr>
+          <w:p>
+            <w:r>
+              <w:rPr>
+                <w:sz w:val="18"/>
+              </w:rPr>
+            </w:r>
+            <w:r>
+              <w:rPr>
+                <w:b/>
+                <w:sz w:val="18"/>
+              </w:rPr>
+              <w:t>Over 2027-2030, per MWh saved</w:t>
+            </w:r>
+          </w:p>
+        </w:tc>
+        <w:tc>
+          <w:tcPr>
+            <w:tcW w:type="dxa" w:w="1701"/>
+          </w:tcPr>
+          <w:p>
+            <w:r>
+              <w:rPr>
+                <w:sz w:val="18"/>
+              </w:rPr>
+            </w:r>
+            <w:r>
+              <w:rPr>
+                <w:b/>
+                <w:sz w:val="18"/>
+              </w:rPr>
+              <w:t>Cost (EUR)</w:t>
+            </w:r>
+          </w:p>
+        </w:tc>
+        <w:tc>
+          <w:tcPr>
+            <w:tcW w:type="dxa" w:w="1701"/>
+          </w:tcPr>
+          <w:p>
+            <w:r>
+              <w:rPr>
+                <w:sz w:val="18"/>
+              </w:rPr>
+            </w:r>
+            <w:r>
+              <w:rPr>
+                <w:b/>
+                <w:sz w:val="18"/>
+              </w:rPr>
+              <w:t>CO2 (t)</w:t>
+            </w:r>
+          </w:p>
+        </w:tc>
+        <w:tc>
+          <w:tcPr>
+            <w:tcW w:type="dxa" w:w="1701"/>
+          </w:tcPr>
+          <w:p>
+            <w:r>
+              <w:rPr>
+                <w:sz w:val="18"/>
+              </w:rPr>
+            </w:r>
+            <w:r>
+              <w:rPr>
+                <w:b/>
+                <w:sz w:val="18"/>
+              </w:rPr>
+              <w:t>Gas (MWh)</w:t>
+            </w:r>
+          </w:p>
+        </w:tc>
+      </w:tr>
+      <w:tr>
+        <w:tc>
+          <w:tcPr>
+            <w:tcW w:type="dxa" w:w="3402"/>
+          </w:tcPr>
+          <w:p>
+            <w:r>
+              <w:rPr>
+                <w:sz w:val="18"/>
+              </w:rPr>
+              <w:t>S1-10 vs S0</w:t>
+            </w:r>
+          </w:p>
+        </w:tc>
+        <w:tc>
+          <w:tcPr>
+            <w:tcW w:type="dxa" w:w="1701"/>
+          </w:tcPr>
+          <w:p>
+            <w:pPr>
+              <w:jc w:val="right"/>
+            </w:pPr>
+            <w:r>
+              <w:rPr>
+                <w:sz w:val="18"/>
+              </w:rPr>
+              <w:t>71.1</w:t>
+            </w:r>
+          </w:p>
+        </w:tc>
+        <w:tc>
+          <w:tcPr>
+            <w:tcW w:type="dxa" w:w="1701"/>
+          </w:tcPr>
+          <w:p>
+            <w:pPr>
+              <w:jc w:val="right"/>
+            </w:pPr>
+            <w:r>
+              <w:rPr>
+                <w:sz w:val="18"/>
+              </w:rPr>
+              <w:t>0.36</w:t>
+            </w:r>
+          </w:p>
+        </w:tc>
+        <w:tc>
+          <w:tcPr>
+            <w:tcW w:type="dxa" w:w="1701"/>
+          </w:tcPr>
+          <w:p>
+            <w:pPr>
+              <w:jc w:val="right"/>
+            </w:pPr>
+            <w:r>
+              <w:rPr>
+                <w:sz w:val="18"/>
+              </w:rPr>
+              <w:t>1.83</w:t>
+            </w:r>
+          </w:p>
+        </w:tc>
+      </w:tr>
+      <w:tr>
+        <w:tc>
+          <w:tcPr>
+            <w:tcW w:type="dxa" w:w="3402"/>
+          </w:tcPr>
+          <w:p>
+            <w:r>
+              <w:rPr>
+                <w:sz w:val="18"/>
+              </w:rPr>
+              <w:t>S1-15 vs S0</w:t>
+            </w:r>
+          </w:p>
+        </w:tc>
+        <w:tc>
+          <w:tcPr>
+            <w:tcW w:type="dxa" w:w="1701"/>
+          </w:tcPr>
+          <w:p>
+            <w:pPr>
+              <w:jc w:val="right"/>
+            </w:pPr>
+            <w:r>
+              <w:rPr>
+                <w:sz w:val="18"/>
+              </w:rPr>
+              <w:t>70.1</w:t>
+            </w:r>
+          </w:p>
+        </w:tc>
+        <w:tc>
+          <w:tcPr>
+            <w:tcW w:type="dxa" w:w="1701"/>
+          </w:tcPr>
+          <w:p>
+            <w:pPr>
+              <w:jc w:val="right"/>
+            </w:pPr>
+            <w:r>
+              <w:rPr>
+                <w:sz w:val="18"/>
+              </w:rPr>
+              <w:t>0.39</w:t>
+            </w:r>
+          </w:p>
+        </w:tc>
+        <w:tc>
+          <w:tcPr>
+            <w:tcW w:type="dxa" w:w="1701"/>
+          </w:tcPr>
+          <w:p>
+            <w:pPr>
+              <w:jc w:val="right"/>
+            </w:pPr>
+            <w:r>
+              <w:rPr>
+                <w:sz w:val="18"/>
+              </w:rPr>
+              <w:t>1.95</w:t>
+            </w:r>
+          </w:p>
+        </w:tc>
+      </w:tr>
+      <w:tr>
+        <w:tc>
+          <w:tcPr>
+            <w:tcW w:type="dxa" w:w="3402"/>
+          </w:tcPr>
+          <w:p>
+            <w:r>
+              <w:rPr>
+                <w:sz w:val="18"/>
+              </w:rPr>
+              <w:t>S1-20 vs S0</w:t>
+            </w:r>
+          </w:p>
+        </w:tc>
+        <w:tc>
+          <w:tcPr>
+            <w:tcW w:type="dxa" w:w="1701"/>
+          </w:tcPr>
+          <w:p>
+            <w:pPr>
+              <w:jc w:val="right"/>
+            </w:pPr>
+            <w:r>
+              <w:rPr>
+                <w:sz w:val="18"/>
+              </w:rPr>
+              <w:t>69.3</w:t>
+            </w:r>
+          </w:p>
+        </w:tc>
+        <w:tc>
+          <w:tcPr>
+            <w:tcW w:type="dxa" w:w="1701"/>
+          </w:tcPr>
+          <w:p>
+            <w:pPr>
+              <w:jc w:val="right"/>
+            </w:pPr>
+            <w:r>
+              <w:rPr>
+                <w:sz w:val="18"/>
+              </w:rPr>
+              <w:t>0.40</w:t>
+            </w:r>
+          </w:p>
+        </w:tc>
+        <w:tc>
+          <w:tcPr>
+            <w:tcW w:type="dxa" w:w="1701"/>
+          </w:tcPr>
+          <w:p>
+            <w:pPr>
+              <w:jc w:val="right"/>
+            </w:pPr>
+            <w:r>
+              <w:rPr>
+                <w:sz w:val="18"/>
+              </w:rPr>
+              <w:t>2.00</w:t>
+            </w:r>
+          </w:p>
+        </w:tc>
+      </w:tr>
+      <w:tr>
+        <w:tc>
+          <w:tcPr>
+            <w:tcW w:type="dxa" w:w="3402"/>
+          </w:tcPr>
+          <w:p>
+            <w:r>
+              <w:rPr>
+                <w:sz w:val="18"/>
+              </w:rPr>
+              <w:t>S2-300 vs S0</w:t>
+            </w:r>
+          </w:p>
+        </w:tc>
+        <w:tc>
+          <w:tcPr>
+            <w:tcW w:type="dxa" w:w="1701"/>
+          </w:tcPr>
+          <w:p>
+            <w:pPr>
+              <w:jc w:val="right"/>
+            </w:pPr>
+            <w:r>
+              <w:rPr>
+                <w:sz w:val="18"/>
+              </w:rPr>
+              <w:t>72.0</w:t>
+            </w:r>
+          </w:p>
+        </w:tc>
+        <w:tc>
+          <w:tcPr>
+            <w:tcW w:type="dxa" w:w="1701"/>
+          </w:tcPr>
+          <w:p>
+            <w:pPr>
+              <w:jc w:val="right"/>
+            </w:pPr>
+            <w:r>
+              <w:rPr>
+                <w:sz w:val="18"/>
+              </w:rPr>
+              <w:t>0.40</w:t>
+            </w:r>
+          </w:p>
+        </w:tc>
+        <w:tc>
+          <w:tcPr>
+            <w:tcW w:type="dxa" w:w="1701"/>
+          </w:tcPr>
+          <w:p>
+            <w:pPr>
+              <w:jc w:val="right"/>
+            </w:pPr>
+            <w:r>
+              <w:rPr>
+                <w:sz w:val="18"/>
+              </w:rPr>
+              <w:t>2.02</w:t>
+            </w:r>
+          </w:p>
+        </w:tc>
+      </w:tr>
+      <w:tr>
+        <w:tc>
+          <w:tcPr>
+            <w:tcW w:type="dxa" w:w="3402"/>
+          </w:tcPr>
+          <w:p>
+            <w:r>
+              <w:rPr>
+                <w:sz w:val="18"/>
+              </w:rPr>
+              <w:t>G-lo-S1-15 vs G-lo-S0</w:t>
+            </w:r>
+          </w:p>
+        </w:tc>
+        <w:tc>
+          <w:tcPr>
+            <w:tcW w:type="dxa" w:w="1701"/>
+          </w:tcPr>
+          <w:p>
+            <w:pPr>
+              <w:jc w:val="right"/>
+            </w:pPr>
+            <w:r>
+              <w:rPr>
+                <w:sz w:val="18"/>
+              </w:rPr>
+              <w:t>40.9</w:t>
+            </w:r>
+          </w:p>
+        </w:tc>
+        <w:tc>
+          <w:tcPr>
+            <w:tcW w:type="dxa" w:w="1701"/>
+          </w:tcPr>
+          <w:p>
+            <w:pPr>
+              <w:jc w:val="right"/>
+            </w:pPr>
+            <w:r>
+              <w:rPr>
+                <w:sz w:val="18"/>
+              </w:rPr>
+              <w:t>0.43</w:t>
+            </w:r>
+          </w:p>
+        </w:tc>
+        <w:tc>
+          <w:tcPr>
+            <w:tcW w:type="dxa" w:w="1701"/>
+          </w:tcPr>
+          <w:p>
+            <w:pPr>
+              <w:jc w:val="right"/>
+            </w:pPr>
+            <w:r>
+              <w:rPr>
+                <w:sz w:val="18"/>
+              </w:rPr>
+              <w:t>2.19</w:t>
+            </w:r>
+          </w:p>
+        </w:tc>
+      </w:tr>
+      <w:tr>
+        <w:tc>
+          <w:tcPr>
+            <w:tcW w:type="dxa" w:w="3402"/>
+          </w:tcPr>
+          <w:p>
+            <w:r>
+              <w:rPr>
+                <w:sz w:val="18"/>
+              </w:rPr>
+              <w:t>G-hi-S1-15 vs G-hi-S0</w:t>
+            </w:r>
+          </w:p>
+        </w:tc>
+        <w:tc>
+          <w:tcPr>
+            <w:tcW w:type="dxa" w:w="1701"/>
+          </w:tcPr>
+          <w:p>
+            <w:pPr>
+              <w:jc w:val="right"/>
+            </w:pPr>
+            <w:r>
+              <w:rPr>
+                <w:sz w:val="18"/>
+              </w:rPr>
+              <w:t>95.2</w:t>
+            </w:r>
+          </w:p>
+        </w:tc>
+        <w:tc>
+          <w:tcPr>
+            <w:tcW w:type="dxa" w:w="1701"/>
+          </w:tcPr>
+          <w:p>
+            <w:pPr>
+              <w:jc w:val="right"/>
+            </w:pPr>
+            <w:r>
+              <w:rPr>
+                <w:sz w:val="18"/>
+              </w:rPr>
+              <w:t>0.36</w:t>
+            </w:r>
+          </w:p>
+        </w:tc>
+        <w:tc>
+          <w:tcPr>
+            <w:tcW w:type="dxa" w:w="1701"/>
+          </w:tcPr>
+          <w:p>
+            <w:pPr>
+              <w:jc w:val="right"/>
+            </w:pPr>
+            <w:r>
+              <w:rPr>
+                <w:sz w:val="18"/>
+              </w:rPr>
+              <w:t>1.80</w:t>
+            </w:r>
+          </w:p>
+        </w:tc>
+      </w:tr>
+    </w:tbl>
+    <w:p/>
+    <w:p>
+      <w:pPr>
+        <w:pStyle w:val="ListBullet"/>
+      </w:pPr>
+      <w:r>
+        <w:t>Renewables reach 22% of generation in 2030 without extra saving, 27% when saving 15% and 29% when saving 20%: the 35% target is out of reach at this pace, and efficiency closes part of the gap.</w:t>
+      </w:r>
+    </w:p>
+    <w:p>
+      <w:pPr>
+        <w:pStyle w:val="ListBullet"/>
+      </w:pPr>
+      <w:r>
+        <w:t>Each MWh saved (S1-15) avoids 0.39 t of CO2 and 1.95 MWh of gas, against 0.18 t and 0.91 MWh in the unconstrained 2030 run: with little room to build solar, a saved MWh comes off a gas plant.</w:t>
+      </w:r>
+    </w:p>
+    <w:p>
+      <w:pPr>
+        <w:pStyle w:val="ListBullet"/>
+      </w:pPr>
+      <w:r>
+        <w:t>Without extra saving the model adds 423 MW of combined cycles by 2030 for the reserve margin; every saving scenario adds none.</w:t>
+      </w:r>
+    </w:p>
+    <w:p>
+      <w:pPr>
+        <w:pStyle w:val="ListBullet"/>
+      </w:pPr>
+      <w:r>
+        <w:t>Shifting 300 MW is worth 6.8 M EUR in 2030, much less than in the unconstrained run, because there is little midday solar to shift into.</w:t>
+      </w:r>
+    </w:p>
+    <w:p>
+      <w:r>
+        <w:drawing>
+          <wp:inline xmlns:a="http://schemas.openxmlformats.org/drawingml/2006/main" xmlns:pic="http://schemas.openxmlformats.org/drawingml/2006/picture">
+            <wp:extent cx="5760000" cy="2764800"/>
+            <wp:docPr id="7" name="Picture 7"/>
+            <wp:cNvGraphicFramePr>
+              <a:graphicFrameLocks noChangeAspect="1"/>
+            </wp:cNvGraphicFramePr>
+            <a:graphic>
+              <a:graphicData uri="http://schemas.openxmlformats.org/drawingml/2006/picture">
+                <pic:pic>
+                  <pic:nvPicPr>
+                    <pic:cNvPr id="0" name="10_pathway_res_share.png"/>
+                    <pic:cNvPicPr/>
+                  </pic:nvPicPr>
+                  <pic:blipFill>
+                    <a:blip r:embed="rId15"/>
+                    <a:stretch>
+                      <a:fillRect/>
+                    </a:stretch>
+                  </pic:blipFill>
+                  <pic:spPr>
+                    <a:xfrm>
+                      <a:off x="0" y="0"/>
+                      <a:ext cx="5760000" cy="2764800"/>
+                    </a:xfrm>
+                    <a:prstGeom prst="rect"/>
+                  </pic:spPr>
+                </pic:pic>
+              </a:graphicData>
+            </a:graphic>
+          </wp:inline>
+        </w:drawing>
+      </w:r>
+    </w:p>
+    <w:p>
+      <w:r>
+        <w:rPr>
+          <w:i/>
+          <w:color w:val="52514E"/>
+          <w:sz w:val="18"/>
+        </w:rPr>
+        <w:t>Figure 7. Renewable share year by year on the pathway, against the target.</w:t>
+      </w:r>
+    </w:p>
+    <w:p>
+      <w:r>
+        <w:drawing>
+          <wp:inline xmlns:a="http://schemas.openxmlformats.org/drawingml/2006/main" xmlns:pic="http://schemas.openxmlformats.org/drawingml/2006/picture">
+            <wp:extent cx="5760000" cy="2016000"/>
+            <wp:docPr id="8" name="Picture 8"/>
+            <wp:cNvGraphicFramePr>
+              <a:graphicFrameLocks noChangeAspect="1"/>
+            </wp:cNvGraphicFramePr>
+            <a:graphic>
+              <a:graphicData uri="http://schemas.openxmlformats.org/drawingml/2006/picture">
+                <pic:pic>
+                  <pic:nvPicPr>
+                    <pic:cNvPr id="0" name="12_pathway_avoided.png"/>
+                    <pic:cNvPicPr/>
+                  </pic:nvPicPr>
+                  <pic:blipFill>
+                    <a:blip r:embed="rId16"/>
+                    <a:stretch>
+                      <a:fillRect/>
+                    </a:stretch>
+                  </pic:blipFill>
+                  <pic:spPr>
+                    <a:xfrm>
+                      <a:off x="0" y="0"/>
+                      <a:ext cx="5760000" cy="2016000"/>
+                    </a:xfrm>
+                    <a:prstGeom prst="rect"/>
+                  </pic:spPr>
+                </pic:pic>
+              </a:graphicData>
+            </a:graphic>
+          </wp:inline>
+        </w:drawing>
+      </w:r>
+    </w:p>
+    <w:p>
+      <w:r>
+        <w:rPr>
+          <w:i/>
+          <w:color w:val="52514E"/>
+          <w:sz w:val="18"/>
+        </w:rPr>
+        <w:t>Figure 8. What each MWh saved avoids, year by year (S1-15 vs S0), against the unconstrained 2030 run (dashed).</w:t>
+      </w:r>
+    </w:p>
+    <w:p>
+      <w:pPr>
         <w:pStyle w:val="Heading1"/>
       </w:pPr>
       <w:r>
@@ -3504,7 +4120,7 @@
         <w:pStyle w:val="ListBullet"/>
       </w:pPr>
       <w:r>
-        <w:t>Nothing limits how fast renewables are built. The base case adds 6.0 GW of solar and wind by 2030, far above Tunisia's recent pace. The results show what least cost would do, not a forecast.</w:t>
+        <w:t>In the 2030 runs nothing limits how fast renewables are built: the base case adds 5.9 GW of solar and wind, far above Tunisia's recent pace. The pathway (section 3.4) caps building; its caps are judgements based on past pace, and it assumes committed projects arrive on time.</w:t>
       </w:r>
     </w:p>
     <w:p>
@@ -7870,6 +8486,715 @@
           </w:p>
         </w:tc>
       </w:tr>
+      <w:tr>
+        <w:tc>
+          <w:tcPr>
+            <w:tcW w:type="dxa" w:w="2381"/>
+          </w:tcPr>
+          <w:p>
+            <w:r>
+              <w:rPr>
+                <w:sz w:val="18"/>
+              </w:rPr>
+              <w:t>solar_capacity_2024_mw</w:t>
+            </w:r>
+          </w:p>
+        </w:tc>
+        <w:tc>
+          <w:tcPr>
+            <w:tcW w:type="dxa" w:w="1020"/>
+          </w:tcPr>
+          <w:p>
+            <w:pPr>
+              <w:jc w:val="right"/>
+            </w:pPr>
+            <w:r>
+              <w:rPr>
+                <w:sz w:val="18"/>
+              </w:rPr>
+              <w:t>773</w:t>
+            </w:r>
+          </w:p>
+        </w:tc>
+        <w:tc>
+          <w:tcPr>
+            <w:tcW w:type="dxa" w:w="1134"/>
+          </w:tcPr>
+          <w:p>
+            <w:pPr>
+              <w:jc w:val="right"/>
+            </w:pPr>
+            <w:r>
+              <w:rPr>
+                <w:sz w:val="18"/>
+              </w:rPr>
+              <w:t>MW</w:t>
+            </w:r>
+          </w:p>
+        </w:tc>
+        <w:tc>
+          <w:tcPr>
+            <w:tcW w:type="dxa" w:w="1020"/>
+          </w:tcPr>
+          <w:p>
+            <w:pPr>
+              <w:jc w:val="right"/>
+            </w:pPr>
+            <w:r>
+              <w:rPr>
+                <w:sz w:val="18"/>
+              </w:rPr>
+              <w:t>sourced</w:t>
+            </w:r>
+          </w:p>
+        </w:tc>
+        <w:tc>
+          <w:tcPr>
+            <w:tcW w:type="dxa" w:w="3742"/>
+          </w:tcPr>
+          <w:p>
+            <w:pPr>
+              <w:jc w:val="right"/>
+            </w:pPr>
+            <w:r>
+              <w:rPr>
+                <w:sz w:val="18"/>
+              </w:rPr>
+              <w:t>Enerdata, 'France's Voltalia expands Tunisian portfolio with 132 MW solar project' (4 Feb 2026)</w:t>
+            </w:r>
+          </w:p>
+        </w:tc>
+      </w:tr>
+      <w:tr>
+        <w:tc>
+          <w:tcPr>
+            <w:tcW w:type="dxa" w:w="2381"/>
+          </w:tcPr>
+          <w:p>
+            <w:r>
+              <w:rPr>
+                <w:sz w:val="18"/>
+              </w:rPr>
+              <w:t>solar_growth_2024</w:t>
+            </w:r>
+          </w:p>
+        </w:tc>
+        <w:tc>
+          <w:tcPr>
+            <w:tcW w:type="dxa" w:w="1020"/>
+          </w:tcPr>
+          <w:p>
+            <w:pPr>
+              <w:jc w:val="right"/>
+            </w:pPr>
+            <w:r>
+              <w:rPr>
+                <w:sz w:val="18"/>
+              </w:rPr>
+              <w:t>0.53</w:t>
+            </w:r>
+          </w:p>
+        </w:tc>
+        <w:tc>
+          <w:tcPr>
+            <w:tcW w:type="dxa" w:w="1134"/>
+          </w:tcPr>
+          <w:p>
+            <w:pPr>
+              <w:jc w:val="right"/>
+            </w:pPr>
+            <w:r>
+              <w:rPr>
+                <w:sz w:val="18"/>
+              </w:rPr>
+              <w:t>share</w:t>
+            </w:r>
+          </w:p>
+        </w:tc>
+        <w:tc>
+          <w:tcPr>
+            <w:tcW w:type="dxa" w:w="1020"/>
+          </w:tcPr>
+          <w:p>
+            <w:pPr>
+              <w:jc w:val="right"/>
+            </w:pPr>
+            <w:r>
+              <w:rPr>
+                <w:sz w:val="18"/>
+              </w:rPr>
+              <w:t>sourced</w:t>
+            </w:r>
+          </w:p>
+        </w:tc>
+        <w:tc>
+          <w:tcPr>
+            <w:tcW w:type="dxa" w:w="3742"/>
+          </w:tcPr>
+          <w:p>
+            <w:pPr>
+              <w:jc w:val="right"/>
+            </w:pPr>
+            <w:r>
+              <w:rPr>
+                <w:sz w:val="18"/>
+              </w:rPr>
+              <w:t>Enerdata, 'France's Voltalia expands Tunisian portfolio with 132 MW solar project' (4 Feb 2026)</w:t>
+            </w:r>
+          </w:p>
+        </w:tc>
+      </w:tr>
+      <w:tr>
+        <w:tc>
+          <w:tcPr>
+            <w:tcW w:type="dxa" w:w="2381"/>
+          </w:tcPr>
+          <w:p>
+            <w:r>
+              <w:rPr>
+                <w:sz w:val="18"/>
+              </w:rPr>
+              <w:t>pathway_solar_extra_mw_per_year</w:t>
+            </w:r>
+          </w:p>
+        </w:tc>
+        <w:tc>
+          <w:tcPr>
+            <w:tcW w:type="dxa" w:w="1020"/>
+          </w:tcPr>
+          <w:p>
+            <w:pPr>
+              <w:jc w:val="right"/>
+            </w:pPr>
+            <w:r>
+              <w:rPr>
+                <w:sz w:val="18"/>
+              </w:rPr>
+              <w:t>268</w:t>
+            </w:r>
+          </w:p>
+        </w:tc>
+        <w:tc>
+          <w:tcPr>
+            <w:tcW w:type="dxa" w:w="1134"/>
+          </w:tcPr>
+          <w:p>
+            <w:pPr>
+              <w:jc w:val="right"/>
+            </w:pPr>
+            <w:r>
+              <w:rPr>
+                <w:sz w:val="18"/>
+              </w:rPr>
+              <w:t>MW/yr</w:t>
+            </w:r>
+          </w:p>
+        </w:tc>
+        <w:tc>
+          <w:tcPr>
+            <w:tcW w:type="dxa" w:w="1020"/>
+          </w:tcPr>
+          <w:p>
+            <w:pPr>
+              <w:jc w:val="right"/>
+            </w:pPr>
+            <w:r>
+              <w:rPr>
+                <w:sz w:val="18"/>
+              </w:rPr>
+              <w:t>assumption</w:t>
+            </w:r>
+          </w:p>
+        </w:tc>
+        <w:tc>
+          <w:tcPr>
+            <w:tcW w:type="dxa" w:w="3742"/>
+          </w:tcPr>
+          <w:p>
+            <w:pPr>
+              <w:jc w:val="right"/>
+            </w:pPr>
+            <w:r>
+              <w:rPr>
+                <w:sz w:val="18"/>
+              </w:rPr>
+            </w:r>
+          </w:p>
+        </w:tc>
+      </w:tr>
+      <w:tr>
+        <w:tc>
+          <w:tcPr>
+            <w:tcW w:type="dxa" w:w="2381"/>
+          </w:tcPr>
+          <w:p>
+            <w:r>
+              <w:rPr>
+                <w:sz w:val="18"/>
+              </w:rPr>
+              <w:t>pathway_wind_first_year</w:t>
+            </w:r>
+          </w:p>
+        </w:tc>
+        <w:tc>
+          <w:tcPr>
+            <w:tcW w:type="dxa" w:w="1020"/>
+          </w:tcPr>
+          <w:p>
+            <w:pPr>
+              <w:jc w:val="right"/>
+            </w:pPr>
+            <w:r>
+              <w:rPr>
+                <w:sz w:val="18"/>
+              </w:rPr>
+              <w:t>2,029</w:t>
+            </w:r>
+          </w:p>
+        </w:tc>
+        <w:tc>
+          <w:tcPr>
+            <w:tcW w:type="dxa" w:w="1134"/>
+          </w:tcPr>
+          <w:p>
+            <w:pPr>
+              <w:jc w:val="right"/>
+            </w:pPr>
+            <w:r>
+              <w:rPr>
+                <w:sz w:val="18"/>
+              </w:rPr>
+              <w:t>year</w:t>
+            </w:r>
+          </w:p>
+        </w:tc>
+        <w:tc>
+          <w:tcPr>
+            <w:tcW w:type="dxa" w:w="1020"/>
+          </w:tcPr>
+          <w:p>
+            <w:pPr>
+              <w:jc w:val="right"/>
+            </w:pPr>
+            <w:r>
+              <w:rPr>
+                <w:sz w:val="18"/>
+              </w:rPr>
+              <w:t>assumption</w:t>
+            </w:r>
+          </w:p>
+        </w:tc>
+        <w:tc>
+          <w:tcPr>
+            <w:tcW w:type="dxa" w:w="3742"/>
+          </w:tcPr>
+          <w:p>
+            <w:pPr>
+              <w:jc w:val="right"/>
+            </w:pPr>
+            <w:r>
+              <w:rPr>
+                <w:sz w:val="18"/>
+              </w:rPr>
+            </w:r>
+          </w:p>
+        </w:tc>
+      </w:tr>
+      <w:tr>
+        <w:tc>
+          <w:tcPr>
+            <w:tcW w:type="dxa" w:w="2381"/>
+          </w:tcPr>
+          <w:p>
+            <w:r>
+              <w:rPr>
+                <w:sz w:val="18"/>
+              </w:rPr>
+              <w:t>pathway_wind_extra_mw_per_year</w:t>
+            </w:r>
+          </w:p>
+        </w:tc>
+        <w:tc>
+          <w:tcPr>
+            <w:tcW w:type="dxa" w:w="1020"/>
+          </w:tcPr>
+          <w:p>
+            <w:pPr>
+              <w:jc w:val="right"/>
+            </w:pPr>
+            <w:r>
+              <w:rPr>
+                <w:sz w:val="18"/>
+              </w:rPr>
+              <w:t>75</w:t>
+            </w:r>
+          </w:p>
+        </w:tc>
+        <w:tc>
+          <w:tcPr>
+            <w:tcW w:type="dxa" w:w="1134"/>
+          </w:tcPr>
+          <w:p>
+            <w:pPr>
+              <w:jc w:val="right"/>
+            </w:pPr>
+            <w:r>
+              <w:rPr>
+                <w:sz w:val="18"/>
+              </w:rPr>
+              <w:t>MW/yr</w:t>
+            </w:r>
+          </w:p>
+        </w:tc>
+        <w:tc>
+          <w:tcPr>
+            <w:tcW w:type="dxa" w:w="1020"/>
+          </w:tcPr>
+          <w:p>
+            <w:pPr>
+              <w:jc w:val="right"/>
+            </w:pPr>
+            <w:r>
+              <w:rPr>
+                <w:sz w:val="18"/>
+              </w:rPr>
+              <w:t>assumption</w:t>
+            </w:r>
+          </w:p>
+        </w:tc>
+        <w:tc>
+          <w:tcPr>
+            <w:tcW w:type="dxa" w:w="3742"/>
+          </w:tcPr>
+          <w:p>
+            <w:pPr>
+              <w:jc w:val="right"/>
+            </w:pPr>
+            <w:r>
+              <w:rPr>
+                <w:sz w:val="18"/>
+              </w:rPr>
+              <w:t>Enerdata, 'Tunisia launches a tender for 1.7 GW of renewables' (5 Jan 2023)</w:t>
+            </w:r>
+          </w:p>
+        </w:tc>
+      </w:tr>
+      <w:tr>
+        <w:tc>
+          <w:tcPr>
+            <w:tcW w:type="dxa" w:w="2381"/>
+          </w:tcPr>
+          <w:p>
+            <w:r>
+              <w:rPr>
+                <w:sz w:val="18"/>
+              </w:rPr>
+              <w:t>pathway_battery_first_year</w:t>
+            </w:r>
+          </w:p>
+        </w:tc>
+        <w:tc>
+          <w:tcPr>
+            <w:tcW w:type="dxa" w:w="1020"/>
+          </w:tcPr>
+          <w:p>
+            <w:pPr>
+              <w:jc w:val="right"/>
+            </w:pPr>
+            <w:r>
+              <w:rPr>
+                <w:sz w:val="18"/>
+              </w:rPr>
+              <w:t>2,029</w:t>
+            </w:r>
+          </w:p>
+        </w:tc>
+        <w:tc>
+          <w:tcPr>
+            <w:tcW w:type="dxa" w:w="1134"/>
+          </w:tcPr>
+          <w:p>
+            <w:pPr>
+              <w:jc w:val="right"/>
+            </w:pPr>
+            <w:r>
+              <w:rPr>
+                <w:sz w:val="18"/>
+              </w:rPr>
+              <w:t>year</w:t>
+            </w:r>
+          </w:p>
+        </w:tc>
+        <w:tc>
+          <w:tcPr>
+            <w:tcW w:type="dxa" w:w="1020"/>
+          </w:tcPr>
+          <w:p>
+            <w:pPr>
+              <w:jc w:val="right"/>
+            </w:pPr>
+            <w:r>
+              <w:rPr>
+                <w:sz w:val="18"/>
+              </w:rPr>
+              <w:t>assumption</w:t>
+            </w:r>
+          </w:p>
+        </w:tc>
+        <w:tc>
+          <w:tcPr>
+            <w:tcW w:type="dxa" w:w="3742"/>
+          </w:tcPr>
+          <w:p>
+            <w:pPr>
+              <w:jc w:val="right"/>
+            </w:pPr>
+            <w:r>
+              <w:rPr>
+                <w:sz w:val="18"/>
+              </w:rPr>
+              <w:t>Mercom, 'Tunisia invites bids for 300 MW solar plus 150 MW/540 MWh battery storage project' (Mar 2026)</w:t>
+            </w:r>
+          </w:p>
+        </w:tc>
+      </w:tr>
+      <w:tr>
+        <w:tc>
+          <w:tcPr>
+            <w:tcW w:type="dxa" w:w="2381"/>
+          </w:tcPr>
+          <w:p>
+            <w:r>
+              <w:rPr>
+                <w:sz w:val="18"/>
+              </w:rPr>
+              <w:t>pathway_battery_mw</w:t>
+            </w:r>
+          </w:p>
+        </w:tc>
+        <w:tc>
+          <w:tcPr>
+            <w:tcW w:type="dxa" w:w="1020"/>
+          </w:tcPr>
+          <w:p>
+            <w:pPr>
+              <w:jc w:val="right"/>
+            </w:pPr>
+            <w:r>
+              <w:rPr>
+                <w:sz w:val="18"/>
+              </w:rPr>
+              <w:t>150</w:t>
+            </w:r>
+          </w:p>
+        </w:tc>
+        <w:tc>
+          <w:tcPr>
+            <w:tcW w:type="dxa" w:w="1134"/>
+          </w:tcPr>
+          <w:p>
+            <w:pPr>
+              <w:jc w:val="right"/>
+            </w:pPr>
+            <w:r>
+              <w:rPr>
+                <w:sz w:val="18"/>
+              </w:rPr>
+              <w:t>MW</w:t>
+            </w:r>
+          </w:p>
+        </w:tc>
+        <w:tc>
+          <w:tcPr>
+            <w:tcW w:type="dxa" w:w="1020"/>
+          </w:tcPr>
+          <w:p>
+            <w:pPr>
+              <w:jc w:val="right"/>
+            </w:pPr>
+            <w:r>
+              <w:rPr>
+                <w:sz w:val="18"/>
+              </w:rPr>
+              <w:t>assumption</w:t>
+            </w:r>
+          </w:p>
+        </w:tc>
+        <w:tc>
+          <w:tcPr>
+            <w:tcW w:type="dxa" w:w="3742"/>
+          </w:tcPr>
+          <w:p>
+            <w:pPr>
+              <w:jc w:val="right"/>
+            </w:pPr>
+            <w:r>
+              <w:rPr>
+                <w:sz w:val="18"/>
+              </w:rPr>
+              <w:t>Mercom, 'Tunisia invites bids for 300 MW solar plus 150 MW/540 MWh battery storage project' (Mar 2026)</w:t>
+            </w:r>
+          </w:p>
+        </w:tc>
+      </w:tr>
+      <w:tr>
+        <w:tc>
+          <w:tcPr>
+            <w:tcW w:type="dxa" w:w="2381"/>
+          </w:tcPr>
+          <w:p>
+            <w:r>
+              <w:rPr>
+                <w:sz w:val="18"/>
+              </w:rPr>
+              <w:t>anme_demand_cut_2030</w:t>
+            </w:r>
+          </w:p>
+        </w:tc>
+        <w:tc>
+          <w:tcPr>
+            <w:tcW w:type="dxa" w:w="1020"/>
+          </w:tcPr>
+          <w:p>
+            <w:pPr>
+              <w:jc w:val="right"/>
+            </w:pPr>
+            <w:r>
+              <w:rPr>
+                <w:sz w:val="18"/>
+              </w:rPr>
+              <w:t>0.3</w:t>
+            </w:r>
+          </w:p>
+        </w:tc>
+        <w:tc>
+          <w:tcPr>
+            <w:tcW w:type="dxa" w:w="1134"/>
+          </w:tcPr>
+          <w:p>
+            <w:pPr>
+              <w:jc w:val="right"/>
+            </w:pPr>
+            <w:r>
+              <w:rPr>
+                <w:sz w:val="18"/>
+              </w:rPr>
+              <w:t>share</w:t>
+            </w:r>
+          </w:p>
+        </w:tc>
+        <w:tc>
+          <w:tcPr>
+            <w:tcW w:type="dxa" w:w="1020"/>
+          </w:tcPr>
+          <w:p>
+            <w:pPr>
+              <w:jc w:val="right"/>
+            </w:pPr>
+            <w:r>
+              <w:rPr>
+                <w:sz w:val="18"/>
+              </w:rPr>
+              <w:t>sourced</w:t>
+            </w:r>
+          </w:p>
+        </w:tc>
+        <w:tc>
+          <w:tcPr>
+            <w:tcW w:type="dxa" w:w="3742"/>
+          </w:tcPr>
+          <w:p>
+            <w:pPr>
+              <w:jc w:val="right"/>
+            </w:pPr>
+            <w:r>
+              <w:rPr>
+                <w:sz w:val="18"/>
+              </w:rPr>
+              <w:t>AllAfrica / La Presse, ANME announcement of the national energy-conservation strategy (24 Oct 2025)</w:t>
+            </w:r>
+          </w:p>
+        </w:tc>
+      </w:tr>
+      <w:tr>
+        <w:tc>
+          <w:tcPr>
+            <w:tcW w:type="dxa" w:w="2381"/>
+          </w:tcPr>
+          <w:p>
+            <w:r>
+              <w:rPr>
+                <w:sz w:val="18"/>
+              </w:rPr>
+              <w:t>pathway_battery_mwh</w:t>
+            </w:r>
+          </w:p>
+        </w:tc>
+        <w:tc>
+          <w:tcPr>
+            <w:tcW w:type="dxa" w:w="1020"/>
+          </w:tcPr>
+          <w:p>
+            <w:pPr>
+              <w:jc w:val="right"/>
+            </w:pPr>
+            <w:r>
+              <w:rPr>
+                <w:sz w:val="18"/>
+              </w:rPr>
+              <w:t>540</w:t>
+            </w:r>
+          </w:p>
+        </w:tc>
+        <w:tc>
+          <w:tcPr>
+            <w:tcW w:type="dxa" w:w="1134"/>
+          </w:tcPr>
+          <w:p>
+            <w:pPr>
+              <w:jc w:val="right"/>
+            </w:pPr>
+            <w:r>
+              <w:rPr>
+                <w:sz w:val="18"/>
+              </w:rPr>
+              <w:t>MWh</w:t>
+            </w:r>
+          </w:p>
+        </w:tc>
+        <w:tc>
+          <w:tcPr>
+            <w:tcW w:type="dxa" w:w="1020"/>
+          </w:tcPr>
+          <w:p>
+            <w:pPr>
+              <w:jc w:val="right"/>
+            </w:pPr>
+            <w:r>
+              <w:rPr>
+                <w:sz w:val="18"/>
+              </w:rPr>
+              <w:t>assumption</w:t>
+            </w:r>
+          </w:p>
+        </w:tc>
+        <w:tc>
+          <w:tcPr>
+            <w:tcW w:type="dxa" w:w="3742"/>
+          </w:tcPr>
+          <w:p>
+            <w:pPr>
+              <w:jc w:val="right"/>
+            </w:pPr>
+            <w:r>
+              <w:rPr>
+                <w:sz w:val="18"/>
+              </w:rPr>
+              <w:t>Mercom, 'Tunisia invites bids for 300 MW solar plus 150 MW/540 MWh battery storage project' (Mar 2026)</w:t>
+            </w:r>
+          </w:p>
+        </w:tc>
+      </w:tr>
     </w:tbl>
     <w:p/>
     <w:p>
@@ -7882,7 +9207,7 @@
     </w:p>
     <w:p>
       <w:r>
-        <w:t>The code, tests, scenario files and step-by-step instructions are in the repository README. One command (snakemake -j 1) rebuilds, solves and checks all 11 scenarios in about an hour on a laptop, and scripts/make_figures.py and scripts/make_report.py redraw the figures and this report.</w:t>
+        <w:t>The code, tests, scenario files and step-by-step instructions are in the repository README. One command (snakemake -j 1) rebuilds, solves and checks all 11 scenarios, for 2030 and for the 2027-2030 pathway, in about two hours on a laptop, and scripts/make_figures.py and scripts/make_report.py redraw the figures and this report.</w:t>
       </w:r>
     </w:p>
     <w:sectPr>
